--- a/klagomål/A 1691-2026 FSC-klagomål.docx
+++ b/klagomål/A 1691-2026 FSC-klagomål.docx
@@ -692,7 +692,7 @@
     <w:r>
       <w:tab/>
       <w:tab/>
-      <w:t>2026-09-14</w:t>
+      <w:t>2026-09-15</w:t>
       <w:br/>
       <w:br/>
     </w:r>

--- a/klagomål/A 1691-2026 FSC-klagomål.docx
+++ b/klagomål/A 1691-2026 FSC-klagomål.docx
@@ -692,7 +692,7 @@
     <w:r>
       <w:tab/>
       <w:tab/>
-      <w:t>2026-09-15</w:t>
+      <w:t>2026-09-16</w:t>
       <w:br/>
       <w:br/>
     </w:r>

--- a/klagomål/A 1691-2026 FSC-klagomål.docx
+++ b/klagomål/A 1691-2026 FSC-klagomål.docx
@@ -692,7 +692,7 @@
     <w:r>
       <w:tab/>
       <w:tab/>
-      <w:t>2026-09-16</w:t>
+      <w:t>2026-09-17</w:t>
       <w:br/>
       <w:br/>
     </w:r>

--- a/klagomål/A 1691-2026 FSC-klagomål.docx
+++ b/klagomål/A 1691-2026 FSC-klagomål.docx
@@ -692,7 +692,7 @@
     <w:r>
       <w:tab/>
       <w:tab/>
-      <w:t>2026-09-17</w:t>
+      <w:t>2026-09-18</w:t>
       <w:br/>
       <w:br/>
     </w:r>

--- a/klagomål/A 1691-2026 FSC-klagomål.docx
+++ b/klagomål/A 1691-2026 FSC-klagomål.docx
@@ -692,7 +692,7 @@
     <w:r>
       <w:tab/>
       <w:tab/>
-      <w:t>2026-09-18</w:t>
+      <w:t>2026-09-19</w:t>
       <w:br/>
       <w:br/>
     </w:r>

--- a/klagomål/A 1691-2026 FSC-klagomål.docx
+++ b/klagomål/A 1691-2026 FSC-klagomål.docx
@@ -692,7 +692,7 @@
     <w:r>
       <w:tab/>
       <w:tab/>
-      <w:t>2026-09-19</w:t>
+      <w:t>2026-09-21</w:t>
       <w:br/>
       <w:br/>
     </w:r>

--- a/klagomål/A 1691-2026 FSC-klagomål.docx
+++ b/klagomål/A 1691-2026 FSC-klagomål.docx
@@ -692,7 +692,7 @@
     <w:r>
       <w:tab/>
       <w:tab/>
-      <w:t>2026-09-21</w:t>
+      <w:t>2026-09-23</w:t>
       <w:br/>
       <w:br/>
     </w:r>

--- a/klagomål/A 1691-2026 FSC-klagomål.docx
+++ b/klagomål/A 1691-2026 FSC-klagomål.docx
@@ -692,7 +692,7 @@
     <w:r>
       <w:tab/>
       <w:tab/>
-      <w:t>2026-09-23</w:t>
+      <w:t>2026-09-24</w:t>
       <w:br/>
       <w:br/>
     </w:r>

--- a/klagomål/A 1691-2026 FSC-klagomål.docx
+++ b/klagomål/A 1691-2026 FSC-klagomål.docx
@@ -692,7 +692,7 @@
     <w:r>
       <w:tab/>
       <w:tab/>
-      <w:t>2026-09-24</w:t>
+      <w:t>2026-09-25</w:t>
       <w:br/>
       <w:br/>
     </w:r>

--- a/klagomål/A 1691-2026 FSC-klagomål.docx
+++ b/klagomål/A 1691-2026 FSC-klagomål.docx
@@ -692,7 +692,7 @@
     <w:r>
       <w:tab/>
       <w:tab/>
-      <w:t>2026-09-25</w:t>
+      <w:t>2026-09-26</w:t>
       <w:br/>
       <w:br/>
     </w:r>

--- a/klagomål/A 1691-2026 FSC-klagomål.docx
+++ b/klagomål/A 1691-2026 FSC-klagomål.docx
@@ -692,7 +692,7 @@
     <w:r>
       <w:tab/>
       <w:tab/>
-      <w:t>2026-09-26</w:t>
+      <w:t>2026-09-27</w:t>
       <w:br/>
       <w:br/>
     </w:r>

--- a/klagomål/A 1691-2026 FSC-klagomål.docx
+++ b/klagomål/A 1691-2026 FSC-klagomål.docx
@@ -692,7 +692,7 @@
     <w:r>
       <w:tab/>
       <w:tab/>
-      <w:t>2026-09-27</w:t>
+      <w:t>2026-09-28</w:t>
       <w:br/>
       <w:br/>
     </w:r>

--- a/klagomål/A 1691-2026 FSC-klagomål.docx
+++ b/klagomål/A 1691-2026 FSC-klagomål.docx
@@ -692,7 +692,7 @@
     <w:r>
       <w:tab/>
       <w:tab/>
-      <w:t>2026-09-28</w:t>
+      <w:t>2026-09-29</w:t>
       <w:br/>
       <w:br/>
     </w:r>

--- a/klagomål/A 1691-2026 FSC-klagomål.docx
+++ b/klagomål/A 1691-2026 FSC-klagomål.docx
@@ -692,7 +692,7 @@
     <w:r>
       <w:tab/>
       <w:tab/>
-      <w:t>2026-09-29</w:t>
+      <w:t>2026-09-30</w:t>
       <w:br/>
       <w:br/>
     </w:r>

--- a/klagomål/A 1691-2026 FSC-klagomål.docx
+++ b/klagomål/A 1691-2026 FSC-klagomål.docx
@@ -692,7 +692,7 @@
     <w:r>
       <w:tab/>
       <w:tab/>
-      <w:t>2026-09-30</w:t>
+      <w:t>2026-10-01</w:t>
       <w:br/>
       <w:br/>
     </w:r>

--- a/klagomål/A 1691-2026 FSC-klagomål.docx
+++ b/klagomål/A 1691-2026 FSC-klagomål.docx
@@ -692,7 +692,7 @@
     <w:r>
       <w:tab/>
       <w:tab/>
-      <w:t>2026-10-01</w:t>
+      <w:t>2026-10-02</w:t>
       <w:br/>
       <w:br/>
     </w:r>

--- a/klagomål/A 1691-2026 FSC-klagomål.docx
+++ b/klagomål/A 1691-2026 FSC-klagomål.docx
@@ -692,7 +692,7 @@
     <w:r>
       <w:tab/>
       <w:tab/>
-      <w:t>2026-10-02</w:t>
+      <w:t>2026-10-03</w:t>
       <w:br/>
       <w:br/>
     </w:r>

--- a/klagomål/A 1691-2026 FSC-klagomål.docx
+++ b/klagomål/A 1691-2026 FSC-klagomål.docx
@@ -692,7 +692,7 @@
     <w:r>
       <w:tab/>
       <w:tab/>
-      <w:t>2026-10-03</w:t>
+      <w:t>2026-10-04</w:t>
       <w:br/>
       <w:br/>
     </w:r>

--- a/klagomål/A 1691-2026 FSC-klagomål.docx
+++ b/klagomål/A 1691-2026 FSC-klagomål.docx
@@ -692,7 +692,7 @@
     <w:r>
       <w:tab/>
       <w:tab/>
-      <w:t>2026-10-04</w:t>
+      <w:t>2026-10-05</w:t>
       <w:br/>
       <w:br/>
     </w:r>

--- a/klagomål/A 1691-2026 FSC-klagomål.docx
+++ b/klagomål/A 1691-2026 FSC-klagomål.docx
@@ -692,7 +692,7 @@
     <w:r>
       <w:tab/>
       <w:tab/>
-      <w:t>2026-10-05</w:t>
+      <w:t>2026-10-06</w:t>
       <w:br/>
       <w:br/>
     </w:r>

--- a/klagomål/A 1691-2026 FSC-klagomål.docx
+++ b/klagomål/A 1691-2026 FSC-klagomål.docx
@@ -692,7 +692,7 @@
     <w:r>
       <w:tab/>
       <w:tab/>
-      <w:t>2026-10-06</w:t>
+      <w:t>2026-10-07</w:t>
       <w:br/>
       <w:br/>
     </w:r>

--- a/klagomål/A 1691-2026 FSC-klagomål.docx
+++ b/klagomål/A 1691-2026 FSC-klagomål.docx
@@ -692,7 +692,7 @@
     <w:r>
       <w:tab/>
       <w:tab/>
-      <w:t>2026-10-07</w:t>
+      <w:t>2026-10-08</w:t>
       <w:br/>
       <w:br/>
     </w:r>

--- a/klagomål/A 1691-2026 FSC-klagomål.docx
+++ b/klagomål/A 1691-2026 FSC-klagomål.docx
@@ -692,7 +692,7 @@
     <w:r>
       <w:tab/>
       <w:tab/>
-      <w:t>2026-10-08</w:t>
+      <w:t>2026-10-09</w:t>
       <w:br/>
       <w:br/>
     </w:r>

--- a/klagomål/A 1691-2026 FSC-klagomål.docx
+++ b/klagomål/A 1691-2026 FSC-klagomål.docx
@@ -692,7 +692,7 @@
     <w:r>
       <w:tab/>
       <w:tab/>
-      <w:t>2026-10-09</w:t>
+      <w:t>2026-10-10</w:t>
       <w:br/>
       <w:br/>
     </w:r>

--- a/klagomål/A 1691-2026 FSC-klagomål.docx
+++ b/klagomål/A 1691-2026 FSC-klagomål.docx
@@ -692,7 +692,7 @@
     <w:r>
       <w:tab/>
       <w:tab/>
-      <w:t>2026-10-10</w:t>
+      <w:t>2026-10-11</w:t>
       <w:br/>
       <w:br/>
     </w:r>

--- a/klagomål/A 1691-2026 FSC-klagomål.docx
+++ b/klagomål/A 1691-2026 FSC-klagomål.docx
@@ -692,7 +692,7 @@
     <w:r>
       <w:tab/>
       <w:tab/>
-      <w:t>2026-10-11</w:t>
+      <w:t>2026-10-12</w:t>
       <w:br/>
       <w:br/>
     </w:r>

--- a/klagomål/A 1691-2026 FSC-klagomål.docx
+++ b/klagomål/A 1691-2026 FSC-klagomål.docx
@@ -692,7 +692,7 @@
     <w:r>
       <w:tab/>
       <w:tab/>
-      <w:t>2026-10-12</w:t>
+      <w:t>2026-10-13</w:t>
       <w:br/>
       <w:br/>
     </w:r>

--- a/klagomål/A 1691-2026 FSC-klagomål.docx
+++ b/klagomål/A 1691-2026 FSC-klagomål.docx
@@ -692,7 +692,7 @@
     <w:r>
       <w:tab/>
       <w:tab/>
-      <w:t>2026-10-13</w:t>
+      <w:t>2026-10-14</w:t>
       <w:br/>
       <w:br/>
     </w:r>

--- a/klagomål/A 1691-2026 FSC-klagomål.docx
+++ b/klagomål/A 1691-2026 FSC-klagomål.docx
@@ -692,7 +692,7 @@
     <w:r>
       <w:tab/>
       <w:tab/>
-      <w:t>2026-10-14</w:t>
+      <w:t>2026-10-15</w:t>
       <w:br/>
       <w:br/>
     </w:r>

--- a/klagomål/A 1691-2026 FSC-klagomål.docx
+++ b/klagomål/A 1691-2026 FSC-klagomål.docx
@@ -692,7 +692,7 @@
     <w:r>
       <w:tab/>
       <w:tab/>
-      <w:t>2026-10-15</w:t>
+      <w:t>2026-10-16</w:t>
       <w:br/>
       <w:br/>
     </w:r>

--- a/klagomål/A 1691-2026 FSC-klagomål.docx
+++ b/klagomål/A 1691-2026 FSC-klagomål.docx
@@ -692,7 +692,7 @@
     <w:r>
       <w:tab/>
       <w:tab/>
-      <w:t>2026-10-16</w:t>
+      <w:t>2026-10-17</w:t>
       <w:br/>
       <w:br/>
     </w:r>

--- a/klagomål/A 1691-2026 FSC-klagomål.docx
+++ b/klagomål/A 1691-2026 FSC-klagomål.docx
@@ -692,7 +692,7 @@
     <w:r>
       <w:tab/>
       <w:tab/>
-      <w:t>2026-10-17</w:t>
+      <w:t>2026-10-18</w:t>
       <w:br/>
       <w:br/>
     </w:r>

--- a/klagomål/A 1691-2026 FSC-klagomål.docx
+++ b/klagomål/A 1691-2026 FSC-klagomål.docx
@@ -692,7 +692,7 @@
     <w:r>
       <w:tab/>
       <w:tab/>
-      <w:t>2026-10-18</w:t>
+      <w:t>2026-10-19</w:t>
       <w:br/>
       <w:br/>
     </w:r>

--- a/klagomål/A 1691-2026 FSC-klagomål.docx
+++ b/klagomål/A 1691-2026 FSC-klagomål.docx
@@ -692,7 +692,7 @@
     <w:r>
       <w:tab/>
       <w:tab/>
-      <w:t>2026-10-19</w:t>
+      <w:t>2026-10-20</w:t>
       <w:br/>
       <w:br/>
     </w:r>

--- a/klagomål/A 1691-2026 FSC-klagomål.docx
+++ b/klagomål/A 1691-2026 FSC-klagomål.docx
@@ -692,7 +692,7 @@
     <w:r>
       <w:tab/>
       <w:tab/>
-      <w:t>2026-10-20</w:t>
+      <w:t>2026-10-21</w:t>
       <w:br/>
       <w:br/>
     </w:r>

--- a/klagomål/A 1691-2026 FSC-klagomål.docx
+++ b/klagomål/A 1691-2026 FSC-klagomål.docx
@@ -692,7 +692,7 @@
     <w:r>
       <w:tab/>
       <w:tab/>
-      <w:t>2026-10-21</w:t>
+      <w:t>2026-10-22</w:t>
       <w:br/>
       <w:br/>
     </w:r>

--- a/klagomål/A 1691-2026 FSC-klagomål.docx
+++ b/klagomål/A 1691-2026 FSC-klagomål.docx
@@ -692,7 +692,7 @@
     <w:r>
       <w:tab/>
       <w:tab/>
-      <w:t>2026-10-22</w:t>
+      <w:t>2026-10-23</w:t>
       <w:br/>
       <w:br/>
     </w:r>

--- a/klagomål/A 1691-2026 FSC-klagomål.docx
+++ b/klagomål/A 1691-2026 FSC-klagomål.docx
@@ -692,7 +692,7 @@
     <w:r>
       <w:tab/>
       <w:tab/>
-      <w:t>2026-10-23</w:t>
+      <w:t>2026-10-24</w:t>
       <w:br/>
       <w:br/>
     </w:r>

--- a/klagomål/A 1691-2026 FSC-klagomål.docx
+++ b/klagomål/A 1691-2026 FSC-klagomål.docx
@@ -692,7 +692,7 @@
     <w:r>
       <w:tab/>
       <w:tab/>
-      <w:t>2026-10-24</w:t>
+      <w:t>2026-10-25</w:t>
       <w:br/>
       <w:br/>
     </w:r>

--- a/klagomål/A 1691-2026 FSC-klagomål.docx
+++ b/klagomål/A 1691-2026 FSC-klagomål.docx
@@ -692,7 +692,7 @@
     <w:r>
       <w:tab/>
       <w:tab/>
-      <w:t>2026-10-25</w:t>
+      <w:t>2026-10-26</w:t>
       <w:br/>
       <w:br/>
     </w:r>

--- a/klagomål/A 1691-2026 FSC-klagomål.docx
+++ b/klagomål/A 1691-2026 FSC-klagomål.docx
@@ -692,7 +692,7 @@
     <w:r>
       <w:tab/>
       <w:tab/>
-      <w:t>2026-10-26</w:t>
+      <w:t>2026-10-27</w:t>
       <w:br/>
       <w:br/>
     </w:r>

--- a/klagomål/A 1691-2026 FSC-klagomål.docx
+++ b/klagomål/A 1691-2026 FSC-klagomål.docx
@@ -163,7 +163,7 @@
         <w:pStyle w:val="Title"/>
       </w:pPr>
       <w:r>
-        <w:t>Inledande FSC- /PEFC-klagomål – information om höga naturvärden i avverkningsanmälan A 1691-2026 i Vansbro kommun</w:t>
+        <w:t>Inledande FSC- /PEFC-klagomål – information om höga naturvärden och fridlysta arter i avverkningsanmälan A 1691-2026 i Vansbro kommun</w:t>
       </w:r>
     </w:p>
     <w:p>
@@ -178,7 +178,7 @@
       <w:r>
         <w:drawing>
           <wp:inline xmlns:a="http://schemas.openxmlformats.org/drawingml/2006/main" xmlns:pic="http://schemas.openxmlformats.org/drawingml/2006/picture">
-            <wp:extent cx="5486400" cy="5210648"/>
+            <wp:extent cx="5486400" cy="5089392"/>
             <wp:docPr id="1" name="Picture 1"/>
             <wp:cNvGraphicFramePr>
               <a:graphicFrameLocks noChangeAspect="1"/>
@@ -199,7 +199,7 @@
                   <pic:spPr>
                     <a:xfrm>
                       <a:off x="0" y="0"/>
-                      <a:ext cx="5486400" cy="5210648"/>
+                      <a:ext cx="5486400" cy="5089392"/>
                     </a:xfrm>
                     <a:prstGeom prst="rect"/>
                   </pic:spPr>
@@ -216,12 +216,12 @@
         <w:spacing w:after="240"/>
       </w:pPr>
       <w:r>
-        <w:t>Figur 1. Fyndplatser för naturvårdsarter i avverkningsanmälan. Markörer utan svart kant är placerade på fyndplatsen. Markörer med svart kant är placerade vid sidan av fyndplatsen och har ett svart streck som visar fyndplatsens exakta position. Kartans mittpunktskoordinat är N 6702206, E 439969 i SWEREF 99 TM.</w:t>
+        <w:t>Figur 1. Fyndplatser för naturvårdsarter i och inom 25 meter från avverkningsanmälan. Markörer utan svart kant är placerade på fyndplatsen. Markörer med svart kant är placerade vid sidan av fyndplatsen och har ett svart streck som visar fyndplatsens exakta position. Kartans mittpunktskoordinat är N 6702206, E 439969 i SWEREF 99 TM.</w:t>
       </w:r>
     </w:p>
     <w:p>
       <w:r>
-        <w:t>I avverkningsanmälan finns fynd av 2 naturvårdsarter, varav 2 är rödlistade och 2 är typiska (T): dropptaggsvamp (NT, T) och motaggsvamp (NT, T). Se Figur 1.</w:t>
+        <w:t>I och inom 25 meter från avverkningsanmälan finns fynd av 12 naturvårdsarter, varav 9 är rödlistade, 3 är fridlysta, 10 är typiska (T) och 1 är signalart (S): garnlav (VU, T), jättemusseron (VU), dropptaggsvamp (NT, T), kolflarnlav (NT, T), motaggsvamp (NT, T), tallticka (NT, T), tretåig hackspett (NT, T, §4), vaddporing (NT), violettgrå tagellav (NT, T), mindre märgborre (S, T), spillkråka (T, §4) och tjäder (T, §4). Se Figur 1.</w:t>
       </w:r>
     </w:p>
     <w:p>
@@ -244,7 +244,47 @@
     </w:p>
     <w:p>
       <w:r>
-        <w:t>Nedan följer beskrivningar av de naturvårdsarter och fridlysta arter som har sina livsmiljöer och växtplatser i den avverkningsanmälda skogen. De påträffade naturvårdsarterna är ett tydligt kvitto på att det rör sig om en skog med höga naturvärden.</w:t>
+        <w:t>Nedan följer beskrivningar av de naturvårdsarter och fridlysta arter som har sina livsmiljöer och växtplatser i den avverkningsanmälda skogen. Se även ytterligare artfakta i BILAGA 1. De påträffade naturvårdsarterna är ett tydligt kvitto på att det rör sig om en skog med höga naturvärden.</w:t>
+      </w:r>
+    </w:p>
+    <w:p>
+      <w:r>
+        <w:rPr>
+          <w:b/>
+        </w:rPr>
+        <w:t>Garnlav (VU)</w:t>
+      </w:r>
+      <w:r>
+        <w:t xml:space="preserve"> är en utpräglad barrskogsart som ibland kan drapera träden i norrländska grannaturskogar med hög luftfuktighet. Den förekommer även i talldominerade bestånd där den, förutom i trädens grenverk, påträffas hängande över ojämnheter i tallbarken. Arten har minskat starkt i södra och mellersta Sverige och den minskar även i sitt nordliga utbredningsområde. Minskningstakten uppgår till 30 (20–50) % inom 50 år och överstiger gränsvärdet för Sårbar (VU). Orsaken till tillbakagången beror främst på slutavverkningar av naturskogsartade skogar. Bestånd med riklig förekomst bör regelmässigt sparas, vilket även gynnar flera andra sällsynta och rödlistade arter. Garnlav är värdväxt för den mycket sällsynta och akut hotade fjärilen barrskogslavfly (CR) som hör hemma i boreala barrskogar med riklig förekomst av värdväxten. Tidigare kunde arten konstateras årligen på flera platser vid Dala-Floda i Dalarna innan lokalerna kalavverkades. Senaste fyndet i landet av barrskogslavfly är från år 2000 då den påträffades vid Högberget i Sollefteå kommun. Garnlav är typisk art för </w:t>
+      </w:r>
+      <w:r>
+        <w:rPr>
+          <w:i/>
+        </w:rPr>
+        <w:t xml:space="preserve">9010 Taiga </w:t>
+      </w:r>
+      <w:r>
+        <w:t>och</w:t>
+      </w:r>
+      <w:r>
+        <w:rPr>
+          <w:i/>
+        </w:rPr>
+        <w:t xml:space="preserve"> 9070 Trädklädd betesmark</w:t>
+      </w:r>
+      <w:r>
+        <w:t xml:space="preserve"> (SLU Artdatabanken, 2026).</w:t>
+      </w:r>
+    </w:p>
+    <w:p>
+      <w:r>
+        <w:rPr>
+          <w:b/>
+        </w:rPr>
+        <w:t>Jättemusseron (VU)</w:t>
+      </w:r>
+      <w:r>
+        <w:t xml:space="preserve"> bildar mykorrhiza med tall, i äldre lavtallskog och hällmarkstallskog. Den visar på såväl sandtallskogar som hällmarkstallskogar med långvarig tallkontinuitet och svampen är sannolikt en kvarleva (relikt) på sina samtliga växtplatser. Arten är placerad högst upp i Skogsstyrelsens värdepyramid för bedömning av skog med höga naturvärden och slutavverkning bör tills vidare undvikas i skogsbestånd där arten är känd. Jättemusseron är globalt rödlistad som sårbar (VU) och Sverige och Norge har sannolikt merparten av den europeiska populationen och därmed ett särskilt ansvar för dess bevarande (IUCN, 2025; SLU Artdatabanken, 2024; Nitare &amp; Skogsstyrelsen, 2019).</w:t>
       </w:r>
     </w:p>
     <w:p>
@@ -272,10 +312,10 @@
         <w:rPr>
           <w:b/>
         </w:rPr>
-        <w:t xml:space="preserve">Motaggsvamp (NT) </w:t>
-      </w:r>
-      <w:r>
-        <w:t xml:space="preserve">bildar mykorrhiza med tall i tallskog och hittas huvudsakligen i äldre, glesare skogsbestånd och hällmarksimpediment. Arten hotas främst av skogsavverkning och tycks försvinna efter slutavverkning, markberedning och plantering. Motaggsvamp är typisk art för </w:t>
+        <w:t>Kolflarnlav (NT)</w:t>
+      </w:r>
+      <w:r>
+        <w:t xml:space="preserve"> är brandberoende och växer nästan uteslutande på kolad hård kärnved av tall. Etableringen verkar ske först 100–300 år efter brand och nytt substrat nybildas i mycket begränsad omfattning. Avverkning av tallskog av naturskogskaraktär med spår av återkommande bränder är ett hot och mängden lämplig ved att växa på för arten minskar dels på grund av naturlig nedbrytning men framförallt på grund av att det förstörs i samband med slutavverkningar, gallringar och markberedning. Såväl kolflarnlav som mörk kolflarnlav har glänsande bålfjäll och förekommer främst i tall- och blandbarrskogar av naturskogskaraktär med spår av återkommande bränder. Skogar som dessa hyser höga biologiska värden och bör skyddas. Kolflarnlav är typisk art för </w:t>
       </w:r>
       <w:r>
         <w:rPr>
@@ -285,6 +325,202 @@
       </w:r>
       <w:r>
         <w:t xml:space="preserve"> (SLU Artdatabanken, 2024).</w:t>
+      </w:r>
+    </w:p>
+    <w:p>
+      <w:r>
+        <w:rPr>
+          <w:b/>
+        </w:rPr>
+        <w:t xml:space="preserve">Motaggsvamp (NT) </w:t>
+      </w:r>
+      <w:r>
+        <w:t xml:space="preserve">bildar mykorrhiza med tall i tallskog och hittas huvudsakligen i äldre, glesare skogsbestånd och hällmarksimpediment. Arten hotas främst av skogsavverkning och tycks försvinna efter slutavverkning, markberedning och plantering. Motaggsvamp är typisk art för </w:t>
+      </w:r>
+      <w:r>
+        <w:rPr>
+          <w:i/>
+        </w:rPr>
+        <w:t>9010 Taiga</w:t>
+      </w:r>
+      <w:r>
+        <w:t xml:space="preserve"> (SLU Artdatabanken, 2024).</w:t>
+      </w:r>
+    </w:p>
+    <w:p>
+      <w:r>
+        <w:rPr>
+          <w:b/>
+        </w:rPr>
+        <w:t xml:space="preserve">Tallticka (NT) </w:t>
+      </w:r>
+      <w:r>
+        <w:t xml:space="preserve">uppträder först på tallar som är 100–150 år gamla men är vanligast på träd som är runt 150–200 år eller äldre. I skogslandskapet är den främst knuten till tallnaturskogar och restbiotoper med biologiskt gamla träd och signalerar vanligtvis skyddsvärda tallbestånd med höga naturvärden. Tallticka är typisk art för </w:t>
+      </w:r>
+      <w:r>
+        <w:rPr>
+          <w:i/>
+        </w:rPr>
+        <w:t xml:space="preserve">9010 Taiga </w:t>
+      </w:r>
+      <w:r>
+        <w:t xml:space="preserve">och </w:t>
+      </w:r>
+      <w:r>
+        <w:rPr>
+          <w:i/>
+        </w:rPr>
+        <w:t>9060 Åsbarrskog</w:t>
+      </w:r>
+      <w:r>
+        <w:t xml:space="preserve"> (SLU Artdatabanken, 2023; Nitare &amp; Skogsstyrelsen, 2019).</w:t>
+      </w:r>
+    </w:p>
+    <w:p>
+      <w:r>
+        <w:rPr>
+          <w:b/>
+        </w:rPr>
+        <w:t>Tretåig hackspett (NT, §4)</w:t>
+      </w:r>
+      <w:r>
+        <w:t xml:space="preserve"> är rödlistad som nära hotad och ingår i bilaga 1 i EU:s fågeldirektiv. Tretåig hackspett är för sin överlevnad beroende av kontinuerlig tillförsel av äldre döende och död ved, som sker genom naturliga självgallringsprocesser i äldre grannaturskogar och barrblandade naturskogar. Om en skog genom skogsbruk gallras eller glesas ur så upphör och uteblir i stort sett den naturliga självgallringsprocessen för mycket lång tid framöver vilket omöjliggör upprätthållandet av den kontinuerliga ekologiska funktionen i ett område. Det finns studier som visar att naturskogens självgallringsprocess som den tretåiga hackspetten är beroende av, inte kan ersättas med efterlämnad hänsyn i skogsbruket (Imbeau &amp; Desrochers, 2002). Storleken på häckningsreviret varierar med skogstypen, förekomsten av död ved och graden av fragmentering, men är i allmänhet i storleksordningen 25–100 hektar. Vintertid krävs ofta betydligt större områden och det finns studier som antyder att arten behöver minst 100 hektar äldre skog. I områden med låg bonitet kan det behövas över 200 hektar lämpligt habitat för att ett par ska kunna reproducera sig. Områden med dokumenterad permanent förekomst i naturskogsmiljöer har vanligen så stora naturvärden att skogsbruk är olämpligt. Tretåig hackspett är typisk art för </w:t>
+      </w:r>
+      <w:r>
+        <w:rPr>
+          <w:i/>
+        </w:rPr>
+        <w:t xml:space="preserve">9010 Taiga, 9740 Skogsbevuxen myr, 9030 Landhöjningsskog </w:t>
+      </w:r>
+      <w:r>
+        <w:t xml:space="preserve">och </w:t>
+      </w:r>
+      <w:r>
+        <w:rPr>
+          <w:i/>
+        </w:rPr>
+        <w:t>9040 Fjällbjörkskog</w:t>
+      </w:r>
+      <w:r>
+        <w:t xml:space="preserve"> (Skogsstyrelsen, 2016; SLU Artdatabanken, 2024).</w:t>
+      </w:r>
+    </w:p>
+    <w:p>
+      <w:r>
+        <w:rPr>
+          <w:b/>
+        </w:rPr>
+        <w:t xml:space="preserve">Vaddporing (NT) </w:t>
+      </w:r>
+      <w:r>
+        <w:t>är en brunrötande vednedbrytare som hittas på undersidan av liggande murken tallved i olika former. Substratet utgörs framför allt av den typ av hård, kådimpregnerad och ofta kolad tallved som skapas i brandpräglad skog. Vedtypen nybildas i mycket liten omfattning och det är sannolikt att arten upplever en utdöendeskuld. För att garantera artens fortlevnad bör man både säkra att artens växtplatser hålls intakta samt att långsiktigt säkerställa att ny ved tillkommer, allra helst i omedelbar anslutning till artens växtplatser. Skoglig gallring och annat uttag av virke innebär ett hot mot arten (SLU Artdatabanken, 2024).</w:t>
+      </w:r>
+    </w:p>
+    <w:p>
+      <w:r>
+        <w:rPr>
+          <w:b/>
+        </w:rPr>
+        <w:t>Violettgrå tagellav (NT)</w:t>
+      </w:r>
+      <w:r>
+        <w:t xml:space="preserve"> växer nästan uteslutande i gamla olikåldriga barrnaturskogar med lång skoglig kontinuitet och är en utmärkt signal på skog med höga naturvärden. Slutavverkning av tidigare aldrig slutavverkad skog (kontinuitetsskog) är det största hotet. Biotopen nyskapas i begränsad omfattning och barrskog äldre än 160 år, där den violettgrå tagellaven huvudsakligen påträffas har minskat med 50% de senaste 50 åren. Lågproduktiv skogsmark där laven förekommer bör undantas från skogsbruk och rika förekomster i äldre granskog bör skyddas. Arten är känslig för uttorkning och det är väsentligt att tillräckligt stora bestånd avsätts. Violettgrå tagellav är typisk art för </w:t>
+      </w:r>
+      <w:r>
+        <w:rPr>
+          <w:i/>
+        </w:rPr>
+        <w:t>9010 Taiga</w:t>
+      </w:r>
+      <w:r>
+        <w:t xml:space="preserve"> (SLU Artdatabanken, 2024; Nitare &amp; Skogsstyrelsen, 2019).</w:t>
+      </w:r>
+    </w:p>
+    <w:p>
+      <w:r>
+        <w:rPr>
+          <w:b/>
+        </w:rPr>
+        <w:t>Mindre märgborre</w:t>
+      </w:r>
+      <w:r>
+        <w:t xml:space="preserve"> är en signalart för tallskog med höga naturvärden och betraktas tillsammans med skarptandad barkborre som nyckelarter för ett antal sällsynta åtgärdsprogramsarter som är beroende av deras gångsystem. Bland dessa kan nämnas avlång barkborre (VU), </w:t>
+      </w:r>
+      <w:r>
+        <w:rPr>
+          <w:i/>
+        </w:rPr>
+        <w:t>Corticeus longulus</w:t>
+      </w:r>
+      <w:r>
+        <w:t xml:space="preserve"> (VU), tallgångbagge (VU), cholodkovskys bastborre (NT) och tallbarksvartbagge (NT). Den mindre märgborrens måsvingeliknande gnaggångar är lätta att känna igen och hittas ofta på grova tallgrenar på marken. Rika förekomster av främst mindre märgborre men även skarptandad barkborre är en signal för artrikedom och inventeringar har visat att det är i skogar med en naturlig självgallring som det skapas förutsättningar för dessa arter samt de efterföljande åtgärdsprogramsarterna. Tallskogar med stark förekomst av mindre märgborre och skarptandad barkborre bör avsättas som reservat. Generellt bör hänsyn tas vid slutavverkning av talldominerad skog så att avverkningsrester som gren- och toppdelar lämnas. Mindre märgborre är typisk art för </w:t>
+      </w:r>
+      <w:r>
+        <w:rPr>
+          <w:i/>
+        </w:rPr>
+        <w:t>9060 Åsbarrskog</w:t>
+      </w:r>
+      <w:r>
+        <w:t xml:space="preserve"> (SLU Artdatabanken, 2026; Pettersson, 2014; Hedgren, 2012; Gunnarsson m fl., 1999).</w:t>
+      </w:r>
+    </w:p>
+    <w:p>
+      <w:r>
+        <w:rPr>
+          <w:b/>
+        </w:rPr>
+        <w:t>Spillkråka (§4)</w:t>
+      </w:r>
+      <w:r>
+        <w:t xml:space="preserve"> omfattas av bilaga 1 i EU:s fågeldirektiv och är typisk art för </w:t>
+      </w:r>
+      <w:r>
+        <w:rPr>
+          <w:i/>
+        </w:rPr>
+        <w:t xml:space="preserve">9010 Taiga </w:t>
+      </w:r>
+      <w:r>
+        <w:t>och</w:t>
+      </w:r>
+      <w:r>
+        <w:rPr>
+          <w:i/>
+        </w:rPr>
+        <w:t xml:space="preserve"> 9740 Skogsbevuxen myr</w:t>
+      </w:r>
+      <w:r>
+        <w:t>. Den behöver grova träd, främst tall, asp och bok som boträd. Skogsbruk med korta omloppstider och täta, homogena ungskogar utgör det största hotet. Spillkråka är en nyckelart i skogliga miljöer vars övergivna bohål utnyttjas av flera andra hålhäckande fågelarter och fladdermöss, däribland pärluggla (EN, §4), knipa (§4), salskrake (§4) och skogsduva (§4). Hökuggla (VU, §4) och slaguggla (§4) häckar ofta i högstubbar som brutits av i höjd med ett gammalt spillkråkebo (SLU Artdatabanken, 2026; Skogsstyrelsen, 2016).</w:t>
+      </w:r>
+    </w:p>
+    <w:p>
+      <w:r>
+        <w:rPr>
+          <w:b/>
+        </w:rPr>
+        <w:t>Tjäder (§4)</w:t>
+      </w:r>
+      <w:r>
+        <w:t xml:space="preserve"> omfattas av bilaga 1 och 2 EU:s fågeldirektiv och är typisk art för </w:t>
+      </w:r>
+      <w:r>
+        <w:rPr>
+          <w:i/>
+        </w:rPr>
+        <w:t xml:space="preserve">9010 Taiga </w:t>
+      </w:r>
+      <w:r>
+        <w:t xml:space="preserve">och </w:t>
+      </w:r>
+      <w:r>
+        <w:rPr>
+          <w:i/>
+        </w:rPr>
+        <w:t>9740 Skogsbevuxen myr</w:t>
+      </w:r>
+      <w:r>
+        <w:t>. Tjädern är en utpräglad skogsfågel knuten till större sammanhängande barrskogsområden. Tupparna och hönorna utnyttjar till viss del olika miljöer, och habitatvalet varierar dessutom mellan olika delar av året. För att det ska finnas livskraftiga tjäderbestånd krävs funktionella skogslandskap med en blandning av uppvuxen, gles och luckig skog, täta sumpskogar, myrar och andra små våtmarker. Arten försvinner när skogen fragmenteras och den sammanlagda arealen hyggen och andra öppna områden blir för stor. Ett småskaligt och försiktigt virkesuttag genom hyggesfria metoder kan i vissa fall vara möjligt i området inom 200 m från lekcentrum. Längre ut från lekcentrum, inom 200–500 m bör den avverkade ytan inte överskrida 1 hektar för att undvika alltför stora och snabba förändringar (Skogsstyrelsen, 2019; SLU Artdatabanken, 2024).</w:t>
       </w:r>
     </w:p>
     <w:p>
@@ -339,6 +575,22 @@
       <w:r>
         <w:t>I den avverkningsanmälda skogen har fridlysta arter sina livsmiljöer och växtplatser. Att skada de fridlysta arternas livsmiljöer, växtplatser eller ekologiska funktion är inte tillåtet enligt artskyddsförordningen.</w:t>
       </w:r>
+      <w:r>
+        <w:rPr>
+          <w:i/>
+        </w:rPr>
+        <w:t xml:space="preserve"> EU:s medlemsländer och skogsbolag är skyldiga att agera i enlighet med EU:s fågeldirektiv där det uttryckligen står att direktivet gäller för fåglar samt för deras ägg, bon och </w:t>
+      </w:r>
+      <w:r>
+        <w:rPr>
+          <w:b/>
+          <w:i/>
+        </w:rPr>
+        <w:t xml:space="preserve">livsmiljöer </w:t>
+      </w:r>
+      <w:r>
+        <w:t>(artikel 1). Vidare att de åtgärder som vidtas inte får leda till en försämring av den nuvarande situationen beträffande bevarandet av de fågelarter som avses i artikel 1 (artikel 13).</w:t>
+      </w:r>
     </w:p>
     <w:p>
       <w:r>
@@ -377,7 +629,7 @@
         <w:rPr>
           <w:i/>
         </w:rPr>
-        <w:t>I det avverkningsanmälda skogsområdet har 2 naturvårdsarter varav 2 rödlistade arter sina livsmiljöer och växtplatser.</w:t>
+        <w:t>I det avverkningsanmälda skogsområdet har 12 naturvårdsarter varav 9 rödlistade arter sina livsmiljöer och växtplatser.</w:t>
       </w:r>
     </w:p>
     <w:p>
@@ -562,6 +814,557 @@
           <w:i/>
         </w:rPr>
         <w:t>I den avverkningsanmälda skogen har fridlysta arter sina livsmiljöer och växtplatser. Att skada de fridlysta arternas livsmiljöer, växtplatser eller ekologiska funktion är inte tillåtet enligt artskyddsförordningen</w:t>
+      </w:r>
+    </w:p>
+    <w:p>
+      <w:r>
+        <w:br w:type="page"/>
+      </w:r>
+    </w:p>
+    <w:p>
+      <w:pPr>
+        <w:pStyle w:val="Title"/>
+      </w:pPr>
+      <w:r>
+        <w:t>BILAGA 1 –</w:t>
+        <w:br/>
+        <w:t>Fridlysta och rödlistade arter</w:t>
+      </w:r>
+    </w:p>
+    <w:p>
+      <w:pPr>
+        <w:pStyle w:val="Heading1"/>
+      </w:pPr>
+      <w:r>
+        <w:t>Tretåig hackspett – ekologi samt krav på livsmiljön</w:t>
+      </w:r>
+    </w:p>
+    <w:p>
+      <w:r>
+        <w:t xml:space="preserve">Tretåig hackspett (NT) är fridlyst enligt §4 Artskyddsförordningen och finns med som prioriterad art i Skogsstyrelsen vägledning för skogsbruket (bilaga 4 till SVL). I vägledningen står bland annat att: </w:t>
+      </w:r>
+      <w:r>
+        <w:rPr>
+          <w:i/>
+        </w:rPr>
+        <w:t xml:space="preserve">“Tretåig hackspett har stora arealkrav och höga krav på sin livsmiljö. Omdaningen av naturskogar till kulturskogar medför en förlust av viktiga miljöer, något som förstärks av ökad fragmentering till följd av avverkningar.” </w:t>
+      </w:r>
+      <w:r>
+        <w:t xml:space="preserve">Vidare att: </w:t>
+      </w:r>
+      <w:r>
+        <w:rPr>
+          <w:i/>
+        </w:rPr>
+        <w:t>“Områden med dokumenterad permanent förekomst i naturskogsmiljöer har vanligen så stora naturvärden att skogsbruk är olämpligt”</w:t>
+      </w:r>
+      <w:r>
+        <w:t xml:space="preserve"> (SLU Artdatabanken, 2024; Skogsstyrelsen, 2016)</w:t>
+      </w:r>
+      <w:r>
+        <w:rPr>
+          <w:i/>
+        </w:rPr>
+        <w:t>.</w:t>
+      </w:r>
+    </w:p>
+    <w:p>
+      <w:r>
+        <w:t>Tretåig hackspett är beroende av större sammanhängande naturskogar med kontinuerlig tillgång och nybildning av död ved och fragmentering av livsmiljöerna utgör ett stort hot mot arten (se exempelvis Stachura-Skierczynska et al., 2009; Wesolowski et al., 2005; Butler et al., 2004; Pakkala et al., 2002; Amcoff et al., 1996; Virkkala, 1991). Det finns studier som visar att naturskogens självgallringsprocess som den tretåiga hackspetten är beroende av, inte kan ersättas med efterlämnad hänsyn i skogsbruket (Imbeau &amp; Desrochers, 2002).</w:t>
+      </w:r>
+    </w:p>
+    <w:p>
+      <w:r>
+        <w:t>Permanenta revir av tretåig hackspett karaktäriseras ofta av artens typiska ringformigt ordnade hackmärken på framför allt gamla granar. För att säkerställa att inte revir av tretåig hackspett drabbas av avverkningsplanerna bör en inventering göras i området både under häckningstid och under vintern, då arten utnyttjar betydligt större områden än under sommarens häckningsrevir. Storleken på häckningsreviret varierar med skogstypen, förekomsten av död ved och graden av fragmentering, men är i allmänhet i storleksordningen 25–100 hektar (SLU Artdatabanken, 2024; Skogsstyrelsen, 2016).</w:t>
+      </w:r>
+    </w:p>
+    <w:p>
+      <w:r>
+        <w:t xml:space="preserve">Förutom fridlysning enligt §4 Artskyddsförordningen är tretåig hackspett även förtecknad i EU:s fågeldirektiv bilaga 1. Den är typisk art för </w:t>
+      </w:r>
+      <w:r>
+        <w:rPr>
+          <w:i/>
+        </w:rPr>
+        <w:t xml:space="preserve">9010 Taiga, 9740 Skogsbevuxen myr, 9030 Landhöjningsskog </w:t>
+      </w:r>
+      <w:r>
+        <w:t xml:space="preserve">och </w:t>
+      </w:r>
+      <w:r>
+        <w:rPr>
+          <w:i/>
+        </w:rPr>
+        <w:t>9040 Fjällbjörkskog</w:t>
+      </w:r>
+      <w:r>
+        <w:t xml:space="preserve"> samt ingår i Natura 2000 och är förtecknad i Bernkonventionen bilaga II (strikt skyddade djurarter) (SLU Artdatabanken, 2024; Skogsstyrelsen, 2016).</w:t>
+      </w:r>
+    </w:p>
+    <w:p>
+      <w:pPr>
+        <w:pStyle w:val="Heading2"/>
+      </w:pPr>
+      <w:r>
+        <w:t>Referenser – tretåig hackspett</w:t>
+      </w:r>
+    </w:p>
+    <w:p>
+      <w:r>
+        <w:t xml:space="preserve">Amcoff, M. &amp; Eriksson, P. 1996. </w:t>
+      </w:r>
+      <w:r>
+        <w:rPr>
+          <w:i/>
+        </w:rPr>
+        <w:t xml:space="preserve">Förekomst av tretåig hackspett Picoides tridactylus på bestånds- och landskapsnivå. </w:t>
+      </w:r>
+      <w:r>
+        <w:t>Ornis Svecica 6: 107–119.</w:t>
+      </w:r>
+    </w:p>
+    <w:p>
+      <w:r>
+        <w:t xml:space="preserve">Butler, R., Angelstam, P., Ekelund, P. &amp; Schlaeffer, R. 2004. </w:t>
+      </w:r>
+      <w:r>
+        <w:rPr>
+          <w:i/>
+        </w:rPr>
+        <w:t xml:space="preserve">Dead wood threshold values for the three-toed woodpecker presence in boreal and sub-Alpine forest. </w:t>
+      </w:r>
+      <w:r>
+        <w:t>Biological conservation 119(3): 305–318.</w:t>
+      </w:r>
+    </w:p>
+    <w:p>
+      <w:r>
+        <w:t xml:space="preserve">Imbeau, L. &amp; Desrochers, A. 2002. </w:t>
+      </w:r>
+      <w:r>
+        <w:rPr>
+          <w:i/>
+        </w:rPr>
+        <w:t xml:space="preserve">Foraging Ecology and Use of Drumming Trees by Three-Toed Woodpeckers. </w:t>
+      </w:r>
+      <w:r>
+        <w:t>The Journal of Wildlife Management. Vol. 66, No. 1 (Jan., 2002), pp. 222–231.</w:t>
+      </w:r>
+    </w:p>
+    <w:p>
+      <w:r>
+        <w:t xml:space="preserve">Pakkala, T., Hanski, I. &amp; Tomppo, E. 2002. </w:t>
+      </w:r>
+      <w:r>
+        <w:rPr>
+          <w:i/>
+        </w:rPr>
+        <w:t xml:space="preserve">Spatial ecology of the three-toed woodpecker in managed forest landscapes. </w:t>
+      </w:r>
+      <w:r>
+        <w:t>Silva Fennica 36(1): 279–288.</w:t>
+      </w:r>
+    </w:p>
+    <w:p>
+      <w:r>
+        <w:t xml:space="preserve">Skogsstyrelsen, 2016. </w:t>
+      </w:r>
+      <w:r>
+        <w:rPr>
+          <w:i/>
+        </w:rPr>
+        <w:t>Vägledning för hänsyn till fåglar – Tretåig hackspett.</w:t>
+      </w:r>
+    </w:p>
+    <w:p>
+      <w:r>
+        <w:t xml:space="preserve">SLU Artdatabanken, 2024. </w:t>
+      </w:r>
+      <w:r>
+        <w:rPr>
+          <w:i/>
+        </w:rPr>
+        <w:t xml:space="preserve">Artfaktablad. Naturvård – artfakta. </w:t>
+      </w:r>
+      <w:r>
+        <w:t>SLU Artdatabanken, Uppsala.</w:t>
+      </w:r>
+    </w:p>
+    <w:p>
+      <w:r>
+        <w:t xml:space="preserve">Stachura-Skierczynska, K., Tumiel, T. &amp; Skierczynski, M. 2009. </w:t>
+      </w:r>
+      <w:r>
+        <w:rPr>
+          <w:i/>
+        </w:rPr>
+        <w:t xml:space="preserve">Habitat prediction model for three-toed woodpecker and its implications for the conservation of biologically valuable forests. </w:t>
+      </w:r>
+      <w:r>
+        <w:t>Forest Ecology and Management 258(5): 697–703.</w:t>
+      </w:r>
+    </w:p>
+    <w:p>
+      <w:r>
+        <w:t xml:space="preserve">Virkkala, R. 1991. </w:t>
+      </w:r>
+      <w:r>
+        <w:rPr>
+          <w:i/>
+        </w:rPr>
+        <w:t xml:space="preserve">Population trends of forest birds in a Finnish Lapland landscape of large habitat blocks – Consequences of stochastic environmental variation or regional habitat alteration. </w:t>
+      </w:r>
+      <w:r>
+        <w:t>Biological conservation 56(2): 223–240.</w:t>
+      </w:r>
+    </w:p>
+    <w:p>
+      <w:r>
+        <w:t xml:space="preserve">Wesolowski, T., Czeszczewik, D. &amp; Rowinski, P. 2005. </w:t>
+      </w:r>
+      <w:r>
+        <w:rPr>
+          <w:i/>
+        </w:rPr>
+        <w:t xml:space="preserve">Effects of forest management on Three-toed Woodpecker Picoides tridactylus distribution in the Bialowieza Forest (NE Poland): conservation implications. </w:t>
+      </w:r>
+      <w:r>
+        <w:t>Acta Ornithologica 40(1): 53–60.</w:t>
+      </w:r>
+    </w:p>
+    <w:p>
+      <w:pPr>
+        <w:pStyle w:val="Heading1"/>
+      </w:pPr>
+      <w:r>
+        <w:t>Mindre märgborre – ekologi samt krav på livsmiljön</w:t>
+      </w:r>
+    </w:p>
+    <w:p>
+      <w:r>
+        <w:t xml:space="preserve">Mindre märgborre är en signalart för tallskog med höga naturvärden och kan lätt konstateras genom sina karaktäristiska måsvingeliknande gnagspår som ofta hittas på grova tallgrenar på marken. Mindre märgborre betraktas tillsammans med skarptandad barkborre som nyckelarter, eftersom en rad sällsynta efterföljande arter är beroende av deras gångsystem. Bland dessa kan nämnas åtgärdsprogramsarterna avlång barkborre (VU), </w:t>
+      </w:r>
+      <w:r>
+        <w:rPr>
+          <w:i/>
+        </w:rPr>
+        <w:t>Corticeus longulus</w:t>
+      </w:r>
+      <w:r>
+        <w:t xml:space="preserve"> (VU), tallgångbagge (VU), cholodkovskys bastborre (NT) och tallbarksvartbagge (NT) (Pettersson, 2014; Gunnarsson m fl., 1999).</w:t>
+      </w:r>
+    </w:p>
+    <w:p>
+      <w:r>
+        <w:t>Tallskogar tillhör de livsmiljöer som förändrats i stor skala, där många kvadratmil har omvandlats till unga produktionsskogar. I sådana skogar saknas förutsättningar för de ovannämnda sällsynta barkborrarna och alltmer kunskap tyder på att skogsbrukets omvandling av skogslandskapet, missgynnar åtgärdsprogrammets arter även inne i skyddade områden (Hedgren, 2012; Hedgren m.fl., 2010; Wikars m.fl., 2010; Wikars, 2009). Orsaken är sannolikt att dagens intensiva skogsbruk trivialiserar faunan på nydöda träd. Detta sker genom att generalister förökas upp i sådan grad i den brukade skogen att dessa även kommer att dominera i de för hållandevis små och fragmenterade områden som avsätts för naturvård (Appelqvist, 2005; Janzen, 1983; Ås, 1999).</w:t>
+      </w:r>
+    </w:p>
+    <w:p>
+      <w:r>
+        <w:t>Ett tydligt exempel på en generalist som gynnas av dagens skogsbruk är större märgborre på nydöd tall. Denna utvecklas förutom i vindfällen gärna i avverkningsavfall, inklusive avverkningsstubbar och röjningsstammar. Därmed har den större märgborren möjlighet att upprätthålla stora och stabila populationer på huvuddelen av landets skogsmark, vilket leder till en trivialisering av faunan. Större märgborre inverkar sannolikt direkt negativt på arter som tolvtandad barkborre (EN) och avlång barkborre (VU), och indirekt på de som är gynnade av blånadssvampar, dvs. följearter till framförallt mindre märgborre och skarptandad barkborre. De barkborrar som missgynnas av större märgborre är i mycket högre grad gynnade av tallar som dör genom självgallring, dvs. i normalfallet skog som inte används till skogsproduktion (Pettersson, 2014; Wikars, skriftl.).</w:t>
+      </w:r>
+    </w:p>
+    <w:p>
+      <w:r>
+        <w:t xml:space="preserve">Rika förekomster av främst mindre märgborre men även skarptandad barkborre är en signal för artrikedom och inventeringar har visat att det är i skogar med en naturlig självgallring som det skapas förutsättningar för dessa arter samt de efterföljande åtgärdsprogramsarterna (Pettersson, 2014; Hedgren, 2012). Tallskogar med stark förekomst av mindre märgborre och skarptandad barkborre bör avsättas som reservat. Generellt bör hänsyn tas vid slutavverkning av talldominerad skog så att avverkningsrester som gren- och toppdelar (s.k. GROT) lämnas. Mindre märgborre är typisk art för </w:t>
+      </w:r>
+      <w:r>
+        <w:rPr>
+          <w:i/>
+        </w:rPr>
+        <w:t>9060 Åsbarrskog</w:t>
+      </w:r>
+      <w:r>
+        <w:t xml:space="preserve"> (Pettersson, 2014; SLU Artdatabanken, 2026).</w:t>
+      </w:r>
+    </w:p>
+    <w:p>
+      <w:pPr>
+        <w:pStyle w:val="Heading2"/>
+      </w:pPr>
+      <w:r>
+        <w:t>Referenser – mindre märgborre</w:t>
+      </w:r>
+    </w:p>
+    <w:p>
+      <w:r>
+        <w:t xml:space="preserve">Appelqvist, T., 2005. </w:t>
+      </w:r>
+      <w:r>
+        <w:rPr>
+          <w:i/>
+        </w:rPr>
+        <w:t>Naturvårdsbiologisk forskning. Underlag för områdesskydd i landskapet.</w:t>
+      </w:r>
+      <w:r>
+        <w:t xml:space="preserve"> Naturvårdsverket, Rapport 5452.</w:t>
+      </w:r>
+    </w:p>
+    <w:p>
+      <w:r>
+        <w:t xml:space="preserve">Gunnarsson, B., Pettersson, R. B., Hake, M. och Hultengren, S. &amp; Sjöberg, K., 1999. </w:t>
+      </w:r>
+      <w:r>
+        <w:rPr>
+          <w:i/>
+        </w:rPr>
+        <w:t xml:space="preserve">Spindlar och skalbaggar som indikatorer i barrskog. </w:t>
+      </w:r>
+      <w:r>
+        <w:t>Skog &amp; Forskning, Nr. 2/99, s. 46–51.</w:t>
+      </w:r>
+    </w:p>
+    <w:p>
+      <w:r>
+        <w:t xml:space="preserve">Hedgren, O., 2012. </w:t>
+      </w:r>
+      <w:r>
+        <w:rPr>
+          <w:i/>
+        </w:rPr>
+        <w:t>Hotade insekter på tallved i Dalarna.</w:t>
+      </w:r>
+      <w:r>
+        <w:t xml:space="preserve"> Länsstyrelsen Dalarna, Naturvårdsenheten. Rapport 2012:16.</w:t>
+      </w:r>
+    </w:p>
+    <w:p>
+      <w:r>
+        <w:t xml:space="preserve">Hedgren, O. 2010. </w:t>
+      </w:r>
+      <w:r>
+        <w:rPr>
+          <w:i/>
+        </w:rPr>
+        <w:t>Vedinsekter i tallskog och på brandfält i Värmland.</w:t>
+      </w:r>
+      <w:r>
+        <w:t xml:space="preserve"> Länsstyrelsen Värmland, Stencil, 39 s.</w:t>
+      </w:r>
+    </w:p>
+    <w:p>
+      <w:r>
+        <w:t xml:space="preserve">Janzen, D. H., 1983. </w:t>
+      </w:r>
+      <w:r>
+        <w:rPr>
+          <w:i/>
+        </w:rPr>
+        <w:t>No park is an island: Increase in interference from outside as park size decreases</w:t>
+      </w:r>
+      <w:r>
+        <w:t>. Oikos 41: 402–410.</w:t>
+      </w:r>
+    </w:p>
+    <w:p>
+      <w:r>
+        <w:t xml:space="preserve">Jonsell, M., Weslien, J. &amp; Ehn ström, B., 1998. </w:t>
+      </w:r>
+      <w:r>
+        <w:rPr>
+          <w:i/>
+        </w:rPr>
+        <w:t>Substrate requirements of red-listed saproxylic invertebrates in Sweden</w:t>
+      </w:r>
+      <w:r>
+        <w:t>. Biodiversity and Conserv. 7: 749–764.</w:t>
+      </w:r>
+    </w:p>
+    <w:p>
+      <w:r>
+        <w:t xml:space="preserve">Pettersson, R. B., 2014). </w:t>
+      </w:r>
+      <w:r>
+        <w:rPr>
+          <w:i/>
+        </w:rPr>
+        <w:t>Åtgärdsprogram för skalbaggar på nyligen död tall, 2014–2018.</w:t>
+      </w:r>
+      <w:r>
+        <w:t xml:space="preserve"> Rapport 6599. Bromma: Naturvårdsverket.</w:t>
+      </w:r>
+    </w:p>
+    <w:p>
+      <w:r>
+        <w:t xml:space="preserve">SLU Artdatabanken, 2026. </w:t>
+      </w:r>
+      <w:r>
+        <w:rPr>
+          <w:i/>
+        </w:rPr>
+        <w:t xml:space="preserve">Artfaktablad. Naturvård – artfakta. </w:t>
+      </w:r>
+      <w:r>
+        <w:t>SLU Artdatabanken, Uppsala.</w:t>
+      </w:r>
+    </w:p>
+    <w:p>
+      <w:r>
+        <w:t xml:space="preserve">Wikars, L.-O., Hansson, J. &amp; Hedgren, O., 2010. </w:t>
+      </w:r>
+      <w:r>
+        <w:rPr>
+          <w:i/>
+        </w:rPr>
+        <w:t>Inventering av vedlevande skalbaggar – tallskogar i Örebro län.</w:t>
+      </w:r>
+      <w:r>
+        <w:t xml:space="preserve"> Länsstyrelsen i Örebro län, publ.nr. 2010:2.</w:t>
+      </w:r>
+    </w:p>
+    <w:p>
+      <w:r>
+        <w:t xml:space="preserve">Wikars, L.-O., 2009. </w:t>
+      </w:r>
+      <w:r>
+        <w:rPr>
+          <w:i/>
+        </w:rPr>
+        <w:t>Vedskalbaggar i Hamra nationalpark, Gävleborgs län.</w:t>
+      </w:r>
+      <w:r>
+        <w:t xml:space="preserve"> Länsstyrelsen Gävleborg, Rapport 2009:14.</w:t>
+      </w:r>
+    </w:p>
+    <w:p>
+      <w:pPr>
+        <w:pStyle w:val="Heading1"/>
+      </w:pPr>
+      <w:r>
+        <w:t>Spillkråka – ekologi samt krav på livsmiljön</w:t>
+      </w:r>
+    </w:p>
+    <w:p>
+      <w:r>
+        <w:t xml:space="preserve">Spillkråka (§4) ingår i bilaga 1 EU:s fågeldirektiv och är typisk art för </w:t>
+      </w:r>
+      <w:r>
+        <w:rPr>
+          <w:i/>
+        </w:rPr>
+        <w:t xml:space="preserve">9010 Taiga </w:t>
+      </w:r>
+      <w:r>
+        <w:t>och</w:t>
+      </w:r>
+      <w:r>
+        <w:rPr>
+          <w:i/>
+        </w:rPr>
+        <w:t xml:space="preserve"> 9740 Skogsbevuxen myr</w:t>
+      </w:r>
+      <w:r>
+        <w:t>. Den lever i både barr- och blandskog liksom i ren lövskog. De tätaste populationerna tenderar att finnas i äldre, variationsrik blandskog med gott om död ved och gamla träd. Varje par utnyttjar 400–1000 hektar skog beroende på skogens kvalitet. Skogsbruk med korta omloppstider och täta, homogena ungskogar utgör det största hotet (SLU Artdatabanken, 2026).</w:t>
+      </w:r>
+    </w:p>
+    <w:p>
+      <w:r>
+        <w:t>Spillkråka är en nyckelart i skogliga miljöer vars övergivna bohål utnyttjas av flera andra hålhäckande fågelarter och fladdermöss, däribland pärluggla (EN, §4), knipa (§4), salskrake (§4) och skogsduva (§4). Hökuggla (VU, §4) och slaguggla (§4) häckar ofta i högstubbar som brutits av i höjd med ett gammalt spillkråkebo (Skogsstyrelsen, 2016).</w:t>
+      </w:r>
+    </w:p>
+    <w:p>
+      <w:pPr>
+        <w:pStyle w:val="Heading2"/>
+      </w:pPr>
+      <w:r>
+        <w:t>Referenser – spillkråka</w:t>
+      </w:r>
+    </w:p>
+    <w:p>
+      <w:r>
+        <w:t xml:space="preserve">Skogsstyrelsen, 2016. </w:t>
+      </w:r>
+      <w:r>
+        <w:rPr>
+          <w:i/>
+        </w:rPr>
+        <w:t xml:space="preserve">Vägledning för hänsyn till spillkråka. </w:t>
+      </w:r>
+      <w:r>
+        <w:t>Vägledningar och kunskapsstöd artskydd – Skogsstyrelsen.</w:t>
+      </w:r>
+    </w:p>
+    <w:p>
+      <w:r>
+        <w:t xml:space="preserve">SLU Artdatabanken, 2026. </w:t>
+      </w:r>
+      <w:r>
+        <w:rPr>
+          <w:i/>
+        </w:rPr>
+        <w:t xml:space="preserve">Artfaktablad. Naturvård – artfakta. </w:t>
+      </w:r>
+      <w:r>
+        <w:t>SLU Artdatabanken, Uppsala.</w:t>
+      </w:r>
+    </w:p>
+    <w:p>
+      <w:pPr>
+        <w:pStyle w:val="Heading1"/>
+      </w:pPr>
+      <w:r>
+        <w:t>Tjäder – ekologi samt krav på livsmiljön</w:t>
+      </w:r>
+    </w:p>
+    <w:p>
+      <w:r>
+        <w:t xml:space="preserve">Tjäder (§4) omfattas av bilaga 1 och 2 EU:s fågeldirektiv och är typisk art för </w:t>
+      </w:r>
+      <w:r>
+        <w:rPr>
+          <w:i/>
+        </w:rPr>
+        <w:t xml:space="preserve">9010 Taiga </w:t>
+      </w:r>
+      <w:r>
+        <w:t xml:space="preserve">och </w:t>
+      </w:r>
+      <w:r>
+        <w:rPr>
+          <w:i/>
+        </w:rPr>
+        <w:t>9740 Skogsbevuxen myr</w:t>
+      </w:r>
+      <w:r>
+        <w:t>. Tjädern är en utpräglad skogsfågel knuten till större sammanhängande barrskogsområden. Tupparna och hönorna utnyttjar till viss del olika miljöer, och habitatvalet varierar dessutom mellan olika delar av året. För att det ska finnas livskraftiga tjäderbestånd krävs funktionella skogslandskap med en blandning av uppvuxen, gles och luckig skog, täta sumpskogar, myrar och andra små våtmarker (Skogsstyrelsen, 2019; SLU Artdatabanken 2024).</w:t>
+      </w:r>
+    </w:p>
+    <w:p>
+      <w:r>
+        <w:t>Arten försvinner när skogen fragmenteras och den sammanlagda arealen hyggen och andra öppna områden blir för stor. Ett småskaligt och försiktigt virkesuttag genom hyggesfria metoder kan i vissa fall vara möjligt i området inom 200 m från lekcentrum. Längre ut från lekcentrum, inom 200–500 m bör den avverkade ytan inte överskrida 1 hektar för att undvika alltför stora och snabba förändringar (Skogsstyrelsen, 2019).</w:t>
+      </w:r>
+    </w:p>
+    <w:p>
+      <w:pPr>
+        <w:pStyle w:val="Heading2"/>
+      </w:pPr>
+      <w:r>
+        <w:t>Referenser – tjäder</w:t>
+      </w:r>
+    </w:p>
+    <w:p>
+      <w:r>
+        <w:t xml:space="preserve">Skogsstyrelsen, 2019. </w:t>
+      </w:r>
+      <w:r>
+        <w:rPr>
+          <w:i/>
+        </w:rPr>
+        <w:t>Vägledning för hänsyn till fåglar – tjäder.</w:t>
+      </w:r>
+    </w:p>
+    <w:p>
+      <w:r>
+        <w:t xml:space="preserve">SLU Artdatabanken, 2024. </w:t>
+      </w:r>
+      <w:r>
+        <w:rPr>
+          <w:i/>
+        </w:rPr>
+        <w:t xml:space="preserve">Artfaktablad. Naturvård – artfakta. </w:t>
+      </w:r>
+      <w:r>
+        <w:t>SLU Artdatabanken, Uppsala</w:t>
       </w:r>
     </w:p>
     <w:sectPr>
@@ -692,7 +1495,7 @@
     <w:r>
       <w:tab/>
       <w:tab/>
-      <w:t>2026-10-27</w:t>
+      <w:t>2026-10-28</w:t>
       <w:br/>
       <w:br/>
     </w:r>

--- a/klagomål/A 1691-2026 FSC-klagomål.docx
+++ b/klagomål/A 1691-2026 FSC-klagomål.docx
@@ -1495,7 +1495,7 @@
     <w:r>
       <w:tab/>
       <w:tab/>
-      <w:t>2026-10-28</w:t>
+      <w:t>2026-10-29</w:t>
       <w:br/>
       <w:br/>
     </w:r>

--- a/klagomål/A 1691-2026 FSC-klagomål.docx
+++ b/klagomål/A 1691-2026 FSC-klagomål.docx
@@ -1495,7 +1495,7 @@
     <w:r>
       <w:tab/>
       <w:tab/>
-      <w:t>2026-10-29</w:t>
+      <w:t>2026-10-31</w:t>
       <w:br/>
       <w:br/>
     </w:r>
